--- a/docx/stat-per-set.docx
+++ b/docx/stat-per-set.docx
@@ -5,28 +5,28 @@
     <w:tbl>
       <w:tblPr>
         <w:tblStyle w:val="Table"/>
-        <w:tblW w:type="pct" w:w="4588"/>
+        <w:tblW w:type="pct" w:w="4586"/>
         <w:tblLook w:firstRow="1" w:lastRow="0" w:firstColumn="0" w:lastColumn="0" w:noHBand="0" w:noVBand="0" w:val="0020"/>
         <w:jc w:val="start"/>
       </w:tblPr>
       <w:tblGrid>
-        <w:gridCol w:w="348"/>
-        <w:gridCol w:w="478"/>
-        <w:gridCol w:w="478"/>
-        <w:gridCol w:w="435"/>
-        <w:gridCol w:w="304"/>
-        <w:gridCol w:w="391"/>
-        <w:gridCol w:w="435"/>
-        <w:gridCol w:w="304"/>
-        <w:gridCol w:w="696"/>
-        <w:gridCol w:w="696"/>
-        <w:gridCol w:w="478"/>
-        <w:gridCol w:w="435"/>
-        <w:gridCol w:w="435"/>
-        <w:gridCol w:w="304"/>
-        <w:gridCol w:w="391"/>
-        <w:gridCol w:w="435"/>
-        <w:gridCol w:w="217"/>
+        <w:gridCol w:w="350"/>
+        <w:gridCol w:w="481"/>
+        <w:gridCol w:w="437"/>
+        <w:gridCol w:w="437"/>
+        <w:gridCol w:w="306"/>
+        <w:gridCol w:w="393"/>
+        <w:gridCol w:w="437"/>
+        <w:gridCol w:w="306"/>
+        <w:gridCol w:w="700"/>
+        <w:gridCol w:w="700"/>
+        <w:gridCol w:w="481"/>
+        <w:gridCol w:w="437"/>
+        <w:gridCol w:w="437"/>
+        <w:gridCol w:w="306"/>
+        <w:gridCol w:w="393"/>
+        <w:gridCol w:w="437"/>
+        <w:gridCol w:w="218"/>
       </w:tblGrid>
       <w:tr>
         <w:trPr>
@@ -722,176 +722,6 @@
             </w:pPr>
             <w:r>
               <w:t xml:space="preserve">70</w:t>
-            </w:r>
-          </w:p>
-        </w:tc>
-      </w:tr>
-      <w:tr>
-        <w:tc>
-          <w:tcPr/>
-          <w:p>
-            <w:pPr>
-              <w:pStyle w:val="Compact"/>
-            </w:pPr>
-          </w:p>
-        </w:tc>
-        <w:tc>
-          <w:tcPr/>
-          <w:p>
-            <w:pPr>
-              <w:pStyle w:val="Compact"/>
-              <w:jc w:val="left"/>
-            </w:pPr>
-            <w:r>
-              <w:t xml:space="preserve">SP</w:t>
-            </w:r>
-          </w:p>
-        </w:tc>
-        <w:tc>
-          <w:tcPr/>
-          <w:p>
-            <w:pPr>
-              <w:pStyle w:val="Compact"/>
-              <w:jc w:val="left"/>
-            </w:pPr>
-            <w:r>
-              <w:t xml:space="preserve">262.61</w:t>
-            </w:r>
-          </w:p>
-        </w:tc>
-        <w:tc>
-          <w:tcPr/>
-          <w:p>
-            <w:pPr>
-              <w:pStyle w:val="Compact"/>
-              <w:jc w:val="left"/>
-            </w:pPr>
-            <w:r>
-              <w:t xml:space="preserve">24.55</w:t>
-            </w:r>
-          </w:p>
-        </w:tc>
-        <w:tc>
-          <w:tcPr/>
-          <w:p>
-            <w:pPr>
-              <w:pStyle w:val="Compact"/>
-              <w:jc w:val="left"/>
-            </w:pPr>
-            <w:r>
-              <w:t xml:space="preserve">54</w:t>
-            </w:r>
-          </w:p>
-        </w:tc>
-        <w:tc>
-          <w:tcPr/>
-          <w:p>
-            <w:pPr>
-              <w:pStyle w:val="Compact"/>
-            </w:pPr>
-          </w:p>
-        </w:tc>
-        <w:tc>
-          <w:tcPr/>
-          <w:p>
-            <w:pPr>
-              <w:pStyle w:val="Compact"/>
-            </w:pPr>
-          </w:p>
-        </w:tc>
-        <w:tc>
-          <w:tcPr/>
-          <w:p>
-            <w:pPr>
-              <w:pStyle w:val="Compact"/>
-              <w:jc w:val="left"/>
-            </w:pPr>
-            <w:r>
-              <w:t xml:space="preserve">0</w:t>
-            </w:r>
-          </w:p>
-        </w:tc>
-        <w:tc>
-          <w:tcPr/>
-          <w:p>
-            <w:pPr>
-              <w:pStyle w:val="Compact"/>
-            </w:pPr>
-          </w:p>
-        </w:tc>
-        <w:tc>
-          <w:tcPr/>
-          <w:p>
-            <w:pPr>
-              <w:pStyle w:val="Compact"/>
-            </w:pPr>
-          </w:p>
-        </w:tc>
-        <w:tc>
-          <w:tcPr/>
-          <w:p>
-            <w:pPr>
-              <w:pStyle w:val="Compact"/>
-              <w:jc w:val="left"/>
-            </w:pPr>
-            <w:r>
-              <w:t xml:space="preserve">0</w:t>
-            </w:r>
-          </w:p>
-        </w:tc>
-        <w:tc>
-          <w:tcPr/>
-          <w:p>
-            <w:pPr>
-              <w:pStyle w:val="Compact"/>
-            </w:pPr>
-          </w:p>
-        </w:tc>
-        <w:tc>
-          <w:tcPr/>
-          <w:p>
-            <w:pPr>
-              <w:pStyle w:val="Compact"/>
-            </w:pPr>
-          </w:p>
-        </w:tc>
-        <w:tc>
-          <w:tcPr/>
-          <w:p>
-            <w:pPr>
-              <w:pStyle w:val="Compact"/>
-              <w:jc w:val="left"/>
-            </w:pPr>
-            <w:r>
-              <w:t xml:space="preserve">0</w:t>
-            </w:r>
-          </w:p>
-        </w:tc>
-        <w:tc>
-          <w:tcPr/>
-          <w:p>
-            <w:pPr>
-              <w:pStyle w:val="Compact"/>
-            </w:pPr>
-          </w:p>
-        </w:tc>
-        <w:tc>
-          <w:tcPr/>
-          <w:p>
-            <w:pPr>
-              <w:pStyle w:val="Compact"/>
-            </w:pPr>
-          </w:p>
-        </w:tc>
-        <w:tc>
-          <w:tcPr/>
-          <w:p>
-            <w:pPr>
-              <w:pStyle w:val="Compact"/>
-              <w:jc w:val="left"/>
-            </w:pPr>
-            <w:r>
-              <w:t xml:space="preserve">0</w:t>
             </w:r>
           </w:p>
         </w:tc>
